--- a/US_patent_template.docx
+++ b/US_patent_template.docx
@@ -4,7 +4,7 @@
   <w:body>
     <w:p>
       <w:pPr>
-        <w:spacing w:after="0" w:line="480" w:lineRule="auto"/>
+        <w:spacing w:after="0" w:line="548" w:lineRule="exact"/>
       </w:pPr>
       <w:r>
         <w:rPr>
@@ -17,12 +17,12 @@
     </w:p>
     <w:p>
       <w:pPr>
-        <w:spacing w:after="0" w:line="480" w:lineRule="auto"/>
-      </w:pPr>
-    </w:p>
-    <w:p>
-      <w:pPr>
-        <w:spacing w:after="0" w:line="480" w:lineRule="auto"/>
+        <w:spacing w:after="0" w:line="548" w:lineRule="exact"/>
+      </w:pPr>
+    </w:p>
+    <w:p>
+      <w:pPr>
+        <w:spacing w:after="0" w:line="548" w:lineRule="exact"/>
       </w:pPr>
       <w:r>
         <w:rPr>
@@ -35,7 +35,7 @@
     </w:p>
     <w:p>
       <w:pPr>
-        <w:spacing w:after="0" w:line="480" w:lineRule="auto"/>
+        <w:spacing w:after="0" w:line="548" w:lineRule="exact"/>
         <w:ind w:leftChars="0"/>
       </w:pPr>
       <w:r>
@@ -120,12 +120,12 @@
     </w:p>
     <w:p>
       <w:pPr>
-        <w:spacing w:after="0" w:line="480" w:lineRule="auto"/>
-      </w:pPr>
-    </w:p>
-    <w:p>
-      <w:pPr>
-        <w:spacing w:after="0" w:line="480" w:lineRule="auto"/>
+        <w:spacing w:after="0" w:line="548" w:lineRule="exact"/>
+      </w:pPr>
+    </w:p>
+    <w:p>
+      <w:pPr>
+        <w:spacing w:after="0" w:line="548" w:lineRule="exact"/>
       </w:pPr>
       <w:r>
         <w:rPr>
@@ -138,7 +138,7 @@
     </w:p>
     <w:p>
       <w:pPr>
-        <w:spacing w:after="0" w:line="480" w:lineRule="auto"/>
+        <w:spacing w:after="0" w:line="548" w:lineRule="exact"/>
       </w:pPr>
       <w:r>
         <w:rPr>
@@ -151,7 +151,7 @@
     </w:p>
     <w:p>
       <w:pPr>
-        <w:spacing w:after="0" w:line="480" w:lineRule="auto"/>
+        <w:spacing w:after="0" w:line="548" w:lineRule="exact"/>
         <w:ind w:leftChars="0"/>
       </w:pPr>
       <w:r>
@@ -236,7 +236,7 @@
     </w:p>
     <w:p>
       <w:pPr>
-        <w:spacing w:after="0" w:line="480" w:lineRule="auto"/>
+        <w:spacing w:after="0" w:line="548" w:lineRule="exact"/>
       </w:pPr>
       <w:r>
         <w:rPr>
@@ -249,7 +249,7 @@
     </w:p>
     <w:p>
       <w:pPr>
-        <w:spacing w:after="0" w:line="480" w:lineRule="auto"/>
+        <w:spacing w:after="0" w:line="548" w:lineRule="exact"/>
         <w:ind w:leftChars="0"/>
       </w:pPr>
       <w:r>
@@ -334,7 +334,7 @@
     </w:p>
     <w:p>
       <w:pPr>
-        <w:spacing w:after="0" w:line="480" w:lineRule="auto"/>
+        <w:spacing w:after="0" w:line="548" w:lineRule="exact"/>
         <w:ind w:leftChars="0"/>
       </w:pPr>
       <w:r>
@@ -419,12 +419,12 @@
     </w:p>
     <w:p>
       <w:pPr>
-        <w:spacing w:after="0" w:line="480" w:lineRule="auto"/>
-      </w:pPr>
-    </w:p>
-    <w:p>
-      <w:pPr>
-        <w:spacing w:after="0" w:line="480" w:lineRule="auto"/>
+        <w:spacing w:after="0" w:line="548" w:lineRule="exact"/>
+      </w:pPr>
+    </w:p>
+    <w:p>
+      <w:pPr>
+        <w:spacing w:after="0" w:line="548" w:lineRule="exact"/>
       </w:pPr>
       <w:r>
         <w:rPr>
@@ -437,7 +437,7 @@
     </w:p>
     <w:p>
       <w:pPr>
-        <w:spacing w:after="0" w:line="480" w:lineRule="auto"/>
+        <w:spacing w:after="0" w:line="548" w:lineRule="exact"/>
         <w:ind w:leftChars="0"/>
       </w:pPr>
       <w:r>
@@ -522,7 +522,7 @@
     </w:p>
     <w:p>
       <w:pPr>
-        <w:spacing w:after="0" w:line="480" w:lineRule="auto"/>
+        <w:spacing w:after="0" w:line="548" w:lineRule="exact"/>
         <w:ind w:leftChars="0"/>
       </w:pPr>
       <w:r>
@@ -607,7 +607,7 @@
     </w:p>
     <w:p>
       <w:pPr>
-        <w:spacing w:after="0" w:line="480" w:lineRule="auto"/>
+        <w:spacing w:after="0" w:line="548" w:lineRule="exact"/>
         <w:ind w:leftChars="0"/>
       </w:pPr>
       <w:r>
@@ -692,12 +692,12 @@
     </w:p>
     <w:p>
       <w:pPr>
-        <w:spacing w:after="0" w:line="480" w:lineRule="auto"/>
-      </w:pPr>
-    </w:p>
-    <w:p>
-      <w:pPr>
-        <w:spacing w:after="0" w:line="480" w:lineRule="auto"/>
+        <w:spacing w:after="0" w:line="548" w:lineRule="exact"/>
+      </w:pPr>
+    </w:p>
+    <w:p>
+      <w:pPr>
+        <w:spacing w:after="0" w:line="548" w:lineRule="exact"/>
       </w:pPr>
       <w:r>
         <w:rPr>
@@ -710,7 +710,7 @@
     </w:p>
     <w:p>
       <w:pPr>
-        <w:spacing w:after="0" w:line="480" w:lineRule="auto"/>
+        <w:spacing w:after="0" w:line="548" w:lineRule="exact"/>
         <w:ind w:leftChars="0"/>
       </w:pPr>
       <w:r>
@@ -795,7 +795,7 @@
     </w:p>
     <w:p>
       <w:pPr>
-        <w:spacing w:after="0" w:line="480" w:lineRule="auto"/>
+        <w:spacing w:after="0" w:line="548" w:lineRule="exact"/>
         <w:ind w:leftChars="0"/>
       </w:pPr>
       <w:r>
@@ -880,7 +880,7 @@
     </w:p>
     <w:p>
       <w:pPr>
-        <w:spacing w:after="0" w:line="480" w:lineRule="auto"/>
+        <w:spacing w:after="0" w:line="548" w:lineRule="exact"/>
         <w:ind w:leftChars="0"/>
       </w:pPr>
       <w:r>
@@ -965,12 +965,12 @@
     </w:p>
     <w:p>
       <w:pPr>
-        <w:spacing w:after="0" w:line="480" w:lineRule="auto"/>
-      </w:pPr>
-    </w:p>
-    <w:p>
-      <w:pPr>
-        <w:spacing w:after="0" w:line="480" w:lineRule="auto"/>
+        <w:spacing w:after="0" w:line="548" w:lineRule="exact"/>
+      </w:pPr>
+    </w:p>
+    <w:p>
+      <w:pPr>
+        <w:spacing w:after="0" w:line="548" w:lineRule="exact"/>
       </w:pPr>
       <w:r>
         <w:rPr>
@@ -983,7 +983,7 @@
     </w:p>
     <w:p>
       <w:pPr>
-        <w:spacing w:after="0" w:line="480" w:lineRule="auto"/>
+        <w:spacing w:after="0" w:line="548" w:lineRule="exact"/>
         <w:ind w:leftChars="0"/>
       </w:pPr>
       <w:r>
@@ -1068,7 +1068,7 @@
     </w:p>
     <w:p>
       <w:pPr>
-        <w:spacing w:after="0" w:line="480" w:lineRule="auto"/>
+        <w:spacing w:after="0" w:line="548" w:lineRule="exact"/>
         <w:ind w:leftChars="0"/>
       </w:pPr>
       <w:r>
@@ -1153,7 +1153,7 @@
     </w:p>
     <w:p>
       <w:pPr>
-        <w:spacing w:after="0" w:line="480" w:lineRule="auto"/>
+        <w:spacing w:after="0" w:line="548" w:lineRule="exact"/>
         <w:ind w:leftChars="0"/>
       </w:pPr>
       <w:r>
@@ -1238,7 +1238,7 @@
     </w:p>
     <w:p>
       <w:pPr>
-        <w:spacing w:after="0" w:line="480" w:lineRule="auto"/>
+        <w:spacing w:after="0" w:line="548" w:lineRule="exact"/>
         <w:ind w:leftChars="0"/>
       </w:pPr>
       <w:r>
@@ -1323,7 +1323,7 @@
     </w:p>
     <w:p>
       <w:pPr>
-        <w:spacing w:after="0" w:line="480" w:lineRule="auto"/>
+        <w:spacing w:after="0" w:line="548" w:lineRule="exact"/>
         <w:ind w:leftChars="0"/>
       </w:pPr>
       <w:r>
@@ -1408,12 +1408,12 @@
     </w:p>
     <w:p>
       <w:pPr>
-        <w:spacing w:after="0" w:line="480" w:lineRule="auto"/>
-      </w:pPr>
-    </w:p>
-    <w:p>
-      <w:pPr>
-        <w:spacing w:after="0" w:line="480" w:lineRule="auto"/>
+        <w:spacing w:after="0" w:line="548" w:lineRule="exact"/>
+      </w:pPr>
+    </w:p>
+    <w:p>
+      <w:pPr>
+        <w:spacing w:after="0" w:line="548" w:lineRule="exact"/>
       </w:pPr>
       <w:r>
         <w:rPr>
@@ -1426,7 +1426,7 @@
     </w:p>
     <w:p>
       <w:pPr>
-        <w:spacing w:after="0" w:line="480" w:lineRule="auto"/>
+        <w:spacing w:after="0" w:line="548" w:lineRule="exact"/>
       </w:pPr>
       <w:r>
         <w:rPr>
@@ -1439,7 +1439,7 @@
     </w:p>
     <w:p>
       <w:pPr>
-        <w:spacing w:after="0" w:line="480" w:lineRule="auto"/>
+        <w:spacing w:after="0" w:line="548" w:lineRule="exact"/>
       </w:pPr>
       <w:r>
         <w:rPr>
@@ -1452,12 +1452,12 @@
     </w:p>
     <w:p>
       <w:pPr>
-        <w:spacing w:after="0" w:line="480" w:lineRule="auto"/>
-      </w:pPr>
-    </w:p>
-    <w:p>
-      <w:pPr>
-        <w:spacing w:after="0" w:line="480" w:lineRule="auto"/>
+        <w:spacing w:after="0" w:line="548" w:lineRule="exact"/>
+      </w:pPr>
+    </w:p>
+    <w:p>
+      <w:pPr>
+        <w:spacing w:after="0" w:line="548" w:lineRule="exact"/>
       </w:pPr>
       <w:r>
         <w:rPr>
@@ -1470,7 +1470,7 @@
     </w:p>
     <w:p>
       <w:pPr>
-        <w:spacing w:after="0" w:line="480" w:lineRule="auto"/>
+        <w:spacing w:after="0" w:line="548" w:lineRule="exact"/>
       </w:pPr>
       <w:r>
         <w:rPr>
@@ -1483,7 +1483,7 @@
     </w:p>
     <w:p>
       <w:pPr>
-        <w:spacing w:after="0" w:line="480" w:lineRule="auto"/>
+        <w:spacing w:after="0" w:line="548" w:lineRule="exact"/>
         <w:ind w:firstLine="799"/>
       </w:pPr>
       <w:r>
@@ -1497,7 +1497,7 @@
     </w:p>
     <w:p>
       <w:pPr>
-        <w:spacing w:after="0" w:line="480" w:lineRule="auto"/>
+        <w:spacing w:after="0" w:line="548" w:lineRule="exact"/>
         <w:ind w:firstLine="799"/>
       </w:pPr>
       <w:r>
@@ -1511,7 +1511,7 @@
     </w:p>
     <w:p>
       <w:pPr>
-        <w:spacing w:after="0" w:line="480" w:lineRule="auto"/>
+        <w:spacing w:after="0" w:line="548" w:lineRule="exact"/>
         <w:ind w:firstLine="799"/>
       </w:pPr>
       <w:r>
@@ -1525,12 +1525,12 @@
     </w:p>
     <w:p>
       <w:pPr>
-        <w:spacing w:after="0" w:line="480" w:lineRule="auto"/>
-      </w:pPr>
-    </w:p>
-    <w:p>
-      <w:pPr>
-        <w:spacing w:after="0" w:line="480" w:lineRule="auto"/>
+        <w:spacing w:after="0" w:line="548" w:lineRule="exact"/>
+      </w:pPr>
+    </w:p>
+    <w:p>
+      <w:pPr>
+        <w:spacing w:after="0" w:line="548" w:lineRule="exact"/>
       </w:pPr>
       <w:r>
         <w:rPr>
@@ -1543,7 +1543,7 @@
     </w:p>
     <w:p>
       <w:pPr>
-        <w:spacing w:after="0" w:line="480" w:lineRule="auto"/>
+        <w:spacing w:after="0" w:line="548" w:lineRule="exact"/>
         <w:ind w:firstLine="799"/>
       </w:pPr>
       <w:r>
@@ -1557,12 +1557,12 @@
     </w:p>
     <w:p>
       <w:pPr>
-        <w:spacing w:after="0" w:line="480" w:lineRule="auto"/>
-      </w:pPr>
-    </w:p>
-    <w:p>
-      <w:pPr>
-        <w:spacing w:after="0" w:line="480" w:lineRule="auto"/>
+        <w:spacing w:after="0" w:line="548" w:lineRule="exact"/>
+      </w:pPr>
+    </w:p>
+    <w:p>
+      <w:pPr>
+        <w:spacing w:after="0" w:line="548" w:lineRule="exact"/>
       </w:pPr>
       <w:r>
         <w:rPr>
@@ -1575,7 +1575,7 @@
     </w:p>
     <w:p>
       <w:pPr>
-        <w:spacing w:after="0" w:line="480" w:lineRule="auto"/>
+        <w:spacing w:after="0" w:line="548" w:lineRule="exact"/>
       </w:pPr>
       <w:r>
         <w:rPr>
@@ -1597,7 +1597,7 @@
       <w:pgMar w:top="1440" w:right="1701" w:bottom="1701" w:left="1701" w:header="1134" w:footer="1134" w:gutter="0"/>
       <w:lnNumType w:countBy="5"/>
       <w:cols w:space="720"/>
-      <w:docGrid w:type="lines" w:linePitch="326"/>
+      <w:docGrid w:type="lines" w:linePitch="548"/>
     </w:sectPr>
   </w:body>
 </w:document>

--- a/US_patent_template.docx
+++ b/US_patent_template.docx
@@ -1846,7 +1846,7 @@
     </w:rPrDefault>
     <w:pPrDefault>
       <w:pPr>
-        <w:spacing w:after="160" w:line="259" w:lineRule="auto"/>
+        <w:spacing w:after="0" w:line="259" w:lineRule="auto"/>
         <w:jc w:val="both"/>
       </w:pPr>
     </w:pPrDefault>

--- a/US_patent_template.docx
+++ b/US_patent_template.docx
@@ -4,7 +4,7 @@
   <w:body>
     <w:p>
       <w:pPr>
-        <w:spacing w:after="0" w:line="548" w:lineRule="exact"/>
+        <w:spacing w:after="0" w:line="480" w:lineRule="auto"/>
       </w:pPr>
       <w:r>
         <w:rPr>
@@ -17,12 +17,12 @@
     </w:p>
     <w:p>
       <w:pPr>
-        <w:spacing w:after="0" w:line="548" w:lineRule="exact"/>
-      </w:pPr>
-    </w:p>
-    <w:p>
-      <w:pPr>
-        <w:spacing w:after="0" w:line="548" w:lineRule="exact"/>
+        <w:spacing w:after="0" w:line="480" w:lineRule="auto"/>
+      </w:pPr>
+    </w:p>
+    <w:p>
+      <w:pPr>
+        <w:spacing w:after="0" w:line="480" w:lineRule="auto"/>
       </w:pPr>
       <w:r>
         <w:rPr>
@@ -35,7 +35,7 @@
     </w:p>
     <w:p>
       <w:pPr>
-        <w:spacing w:after="0" w:line="548" w:lineRule="exact"/>
+        <w:spacing w:after="0" w:line="480" w:lineRule="auto"/>
         <w:ind w:leftChars="0"/>
       </w:pPr>
       <w:r>
@@ -120,12 +120,12 @@
     </w:p>
     <w:p>
       <w:pPr>
-        <w:spacing w:after="0" w:line="548" w:lineRule="exact"/>
-      </w:pPr>
-    </w:p>
-    <w:p>
-      <w:pPr>
-        <w:spacing w:after="0" w:line="548" w:lineRule="exact"/>
+        <w:spacing w:after="0" w:line="480" w:lineRule="auto"/>
+      </w:pPr>
+    </w:p>
+    <w:p>
+      <w:pPr>
+        <w:spacing w:after="0" w:line="480" w:lineRule="auto"/>
       </w:pPr>
       <w:r>
         <w:rPr>
@@ -138,7 +138,7 @@
     </w:p>
     <w:p>
       <w:pPr>
-        <w:spacing w:after="0" w:line="548" w:lineRule="exact"/>
+        <w:spacing w:after="0" w:line="480" w:lineRule="auto"/>
       </w:pPr>
       <w:r>
         <w:rPr>
@@ -151,7 +151,7 @@
     </w:p>
     <w:p>
       <w:pPr>
-        <w:spacing w:after="0" w:line="548" w:lineRule="exact"/>
+        <w:spacing w:after="0" w:line="480" w:lineRule="auto"/>
         <w:ind w:leftChars="0"/>
       </w:pPr>
       <w:r>
@@ -236,7 +236,7 @@
     </w:p>
     <w:p>
       <w:pPr>
-        <w:spacing w:after="0" w:line="548" w:lineRule="exact"/>
+        <w:spacing w:after="0" w:line="480" w:lineRule="auto"/>
       </w:pPr>
       <w:r>
         <w:rPr>
@@ -249,7 +249,7 @@
     </w:p>
     <w:p>
       <w:pPr>
-        <w:spacing w:after="0" w:line="548" w:lineRule="exact"/>
+        <w:spacing w:after="0" w:line="480" w:lineRule="auto"/>
         <w:ind w:leftChars="0"/>
       </w:pPr>
       <w:r>
@@ -334,7 +334,7 @@
     </w:p>
     <w:p>
       <w:pPr>
-        <w:spacing w:after="0" w:line="548" w:lineRule="exact"/>
+        <w:spacing w:after="0" w:line="480" w:lineRule="auto"/>
         <w:ind w:leftChars="0"/>
       </w:pPr>
       <w:r>
@@ -419,12 +419,12 @@
     </w:p>
     <w:p>
       <w:pPr>
-        <w:spacing w:after="0" w:line="548" w:lineRule="exact"/>
-      </w:pPr>
-    </w:p>
-    <w:p>
-      <w:pPr>
-        <w:spacing w:after="0" w:line="548" w:lineRule="exact"/>
+        <w:spacing w:after="0" w:line="480" w:lineRule="auto"/>
+      </w:pPr>
+    </w:p>
+    <w:p>
+      <w:pPr>
+        <w:spacing w:after="0" w:line="480" w:lineRule="auto"/>
       </w:pPr>
       <w:r>
         <w:rPr>
@@ -437,7 +437,7 @@
     </w:p>
     <w:p>
       <w:pPr>
-        <w:spacing w:after="0" w:line="548" w:lineRule="exact"/>
+        <w:spacing w:after="0" w:line="480" w:lineRule="auto"/>
         <w:ind w:leftChars="0"/>
       </w:pPr>
       <w:r>
@@ -522,7 +522,7 @@
     </w:p>
     <w:p>
       <w:pPr>
-        <w:spacing w:after="0" w:line="548" w:lineRule="exact"/>
+        <w:spacing w:after="0" w:line="480" w:lineRule="auto"/>
         <w:ind w:leftChars="0"/>
       </w:pPr>
       <w:r>
@@ -607,7 +607,7 @@
     </w:p>
     <w:p>
       <w:pPr>
-        <w:spacing w:after="0" w:line="548" w:lineRule="exact"/>
+        <w:spacing w:after="0" w:line="480" w:lineRule="auto"/>
         <w:ind w:leftChars="0"/>
       </w:pPr>
       <w:r>
@@ -692,12 +692,12 @@
     </w:p>
     <w:p>
       <w:pPr>
-        <w:spacing w:after="0" w:line="548" w:lineRule="exact"/>
-      </w:pPr>
-    </w:p>
-    <w:p>
-      <w:pPr>
-        <w:spacing w:after="0" w:line="548" w:lineRule="exact"/>
+        <w:spacing w:after="0" w:line="480" w:lineRule="auto"/>
+      </w:pPr>
+    </w:p>
+    <w:p>
+      <w:pPr>
+        <w:spacing w:after="0" w:line="480" w:lineRule="auto"/>
       </w:pPr>
       <w:r>
         <w:rPr>
@@ -710,7 +710,7 @@
     </w:p>
     <w:p>
       <w:pPr>
-        <w:spacing w:after="0" w:line="548" w:lineRule="exact"/>
+        <w:spacing w:after="0" w:line="480" w:lineRule="auto"/>
         <w:ind w:leftChars="0"/>
       </w:pPr>
       <w:r>
@@ -795,7 +795,7 @@
     </w:p>
     <w:p>
       <w:pPr>
-        <w:spacing w:after="0" w:line="548" w:lineRule="exact"/>
+        <w:spacing w:after="0" w:line="480" w:lineRule="auto"/>
         <w:ind w:leftChars="0"/>
       </w:pPr>
       <w:r>
@@ -880,7 +880,7 @@
     </w:p>
     <w:p>
       <w:pPr>
-        <w:spacing w:after="0" w:line="548" w:lineRule="exact"/>
+        <w:spacing w:after="0" w:line="480" w:lineRule="auto"/>
         <w:ind w:leftChars="0"/>
       </w:pPr>
       <w:r>
@@ -965,12 +965,12 @@
     </w:p>
     <w:p>
       <w:pPr>
-        <w:spacing w:after="0" w:line="548" w:lineRule="exact"/>
-      </w:pPr>
-    </w:p>
-    <w:p>
-      <w:pPr>
-        <w:spacing w:after="0" w:line="548" w:lineRule="exact"/>
+        <w:spacing w:after="0" w:line="480" w:lineRule="auto"/>
+      </w:pPr>
+    </w:p>
+    <w:p>
+      <w:pPr>
+        <w:spacing w:after="0" w:line="480" w:lineRule="auto"/>
       </w:pPr>
       <w:r>
         <w:rPr>
@@ -983,7 +983,7 @@
     </w:p>
     <w:p>
       <w:pPr>
-        <w:spacing w:after="0" w:line="548" w:lineRule="exact"/>
+        <w:spacing w:after="0" w:line="480" w:lineRule="auto"/>
         <w:ind w:leftChars="0"/>
       </w:pPr>
       <w:r>
@@ -1068,7 +1068,7 @@
     </w:p>
     <w:p>
       <w:pPr>
-        <w:spacing w:after="0" w:line="548" w:lineRule="exact"/>
+        <w:spacing w:after="0" w:line="480" w:lineRule="auto"/>
         <w:ind w:leftChars="0"/>
       </w:pPr>
       <w:r>
@@ -1153,7 +1153,7 @@
     </w:p>
     <w:p>
       <w:pPr>
-        <w:spacing w:after="0" w:line="548" w:lineRule="exact"/>
+        <w:spacing w:after="0" w:line="480" w:lineRule="auto"/>
         <w:ind w:leftChars="0"/>
       </w:pPr>
       <w:r>
@@ -1238,7 +1238,7 @@
     </w:p>
     <w:p>
       <w:pPr>
-        <w:spacing w:after="0" w:line="548" w:lineRule="exact"/>
+        <w:spacing w:after="0" w:line="480" w:lineRule="auto"/>
         <w:ind w:leftChars="0"/>
       </w:pPr>
       <w:r>
@@ -1323,7 +1323,7 @@
     </w:p>
     <w:p>
       <w:pPr>
-        <w:spacing w:after="0" w:line="548" w:lineRule="exact"/>
+        <w:spacing w:after="0" w:line="480" w:lineRule="auto"/>
         <w:ind w:leftChars="0"/>
       </w:pPr>
       <w:r>
@@ -1408,12 +1408,12 @@
     </w:p>
     <w:p>
       <w:pPr>
-        <w:spacing w:after="0" w:line="548" w:lineRule="exact"/>
-      </w:pPr>
-    </w:p>
-    <w:p>
-      <w:pPr>
-        <w:spacing w:after="0" w:line="548" w:lineRule="exact"/>
+        <w:spacing w:after="0" w:line="480" w:lineRule="auto"/>
+      </w:pPr>
+    </w:p>
+    <w:p>
+      <w:pPr>
+        <w:spacing w:after="0" w:line="480" w:lineRule="auto"/>
       </w:pPr>
       <w:r>
         <w:rPr>
@@ -1426,7 +1426,7 @@
     </w:p>
     <w:p>
       <w:pPr>
-        <w:spacing w:after="0" w:line="548" w:lineRule="exact"/>
+        <w:spacing w:after="0" w:line="480" w:lineRule="auto"/>
       </w:pPr>
       <w:r>
         <w:rPr>
@@ -1439,7 +1439,7 @@
     </w:p>
     <w:p>
       <w:pPr>
-        <w:spacing w:after="0" w:line="548" w:lineRule="exact"/>
+        <w:spacing w:after="0" w:line="480" w:lineRule="auto"/>
       </w:pPr>
       <w:r>
         <w:rPr>
@@ -1452,12 +1452,12 @@
     </w:p>
     <w:p>
       <w:pPr>
-        <w:spacing w:after="0" w:line="548" w:lineRule="exact"/>
-      </w:pPr>
-    </w:p>
-    <w:p>
-      <w:pPr>
-        <w:spacing w:after="0" w:line="548" w:lineRule="exact"/>
+        <w:spacing w:after="0" w:line="480" w:lineRule="auto"/>
+      </w:pPr>
+    </w:p>
+    <w:p>
+      <w:pPr>
+        <w:spacing w:after="0" w:line="480" w:lineRule="auto"/>
       </w:pPr>
       <w:r>
         <w:rPr>
@@ -1470,7 +1470,7 @@
     </w:p>
     <w:p>
       <w:pPr>
-        <w:spacing w:after="0" w:line="548" w:lineRule="exact"/>
+        <w:spacing w:after="0" w:line="480" w:lineRule="auto"/>
       </w:pPr>
       <w:r>
         <w:rPr>
@@ -1483,7 +1483,7 @@
     </w:p>
     <w:p>
       <w:pPr>
-        <w:spacing w:after="0" w:line="548" w:lineRule="exact"/>
+        <w:spacing w:after="0" w:line="480" w:lineRule="auto"/>
         <w:ind w:firstLine="799"/>
       </w:pPr>
       <w:r>
@@ -1497,7 +1497,7 @@
     </w:p>
     <w:p>
       <w:pPr>
-        <w:spacing w:after="0" w:line="548" w:lineRule="exact"/>
+        <w:spacing w:after="0" w:line="480" w:lineRule="auto"/>
         <w:ind w:firstLine="799"/>
       </w:pPr>
       <w:r>
@@ -1511,7 +1511,7 @@
     </w:p>
     <w:p>
       <w:pPr>
-        <w:spacing w:after="0" w:line="548" w:lineRule="exact"/>
+        <w:spacing w:after="0" w:line="480" w:lineRule="auto"/>
         <w:ind w:firstLine="799"/>
       </w:pPr>
       <w:r>
@@ -1525,12 +1525,12 @@
     </w:p>
     <w:p>
       <w:pPr>
-        <w:spacing w:after="0" w:line="548" w:lineRule="exact"/>
-      </w:pPr>
-    </w:p>
-    <w:p>
-      <w:pPr>
-        <w:spacing w:after="0" w:line="548" w:lineRule="exact"/>
+        <w:spacing w:after="0" w:line="480" w:lineRule="auto"/>
+      </w:pPr>
+    </w:p>
+    <w:p>
+      <w:pPr>
+        <w:spacing w:after="0" w:line="480" w:lineRule="auto"/>
       </w:pPr>
       <w:r>
         <w:rPr>
@@ -1543,7 +1543,7 @@
     </w:p>
     <w:p>
       <w:pPr>
-        <w:spacing w:after="0" w:line="548" w:lineRule="exact"/>
+        <w:spacing w:after="0" w:line="480" w:lineRule="auto"/>
         <w:ind w:firstLine="799"/>
       </w:pPr>
       <w:r>
@@ -1557,12 +1557,12 @@
     </w:p>
     <w:p>
       <w:pPr>
-        <w:spacing w:after="0" w:line="548" w:lineRule="exact"/>
-      </w:pPr>
-    </w:p>
-    <w:p>
-      <w:pPr>
-        <w:spacing w:after="0" w:line="548" w:lineRule="exact"/>
+        <w:spacing w:after="0" w:line="480" w:lineRule="auto"/>
+      </w:pPr>
+    </w:p>
+    <w:p>
+      <w:pPr>
+        <w:spacing w:after="0" w:line="480" w:lineRule="auto"/>
       </w:pPr>
       <w:r>
         <w:rPr>
@@ -1575,7 +1575,7 @@
     </w:p>
     <w:p>
       <w:pPr>
-        <w:spacing w:after="0" w:line="548" w:lineRule="exact"/>
+        <w:spacing w:after="0" w:line="480" w:lineRule="auto"/>
       </w:pPr>
       <w:r>
         <w:rPr>
@@ -1597,7 +1597,7 @@
       <w:pgMar w:top="1440" w:right="1701" w:bottom="1701" w:left="1701" w:header="1134" w:footer="1134" w:gutter="0"/>
       <w:lnNumType w:countBy="5"/>
       <w:cols w:space="720"/>
-      <w:docGrid w:type="lines" w:linePitch="548"/>
+      <w:docGrid w:linePitch="360"/>
     </w:sectPr>
   </w:body>
 </w:document>
